--- a/agentic/framework/EMV-Agentic-Framework-Feedback-Form.docx
+++ b/agentic/framework/EMV-Agentic-Framework-Feedback-Form.docx
@@ -44,7 +44,7 @@
         <w:rPr>
           <w:sz w:val="18"/>
         </w:rPr>
-        <w:t>[Company name]</w:t>
+        <w:t>LuckLyrics</w:t>
       </w:r>
     </w:p>
     <w:p>
@@ -62,7 +62,7 @@
         <w:rPr>
           <w:sz w:val="18"/>
         </w:rPr>
-        <w:t>[Contact name, e-mail]</w:t>
+        <w:t>Sergey Kuzin, sergey.kuzin.lucklyrics@gmail.com</w:t>
       </w:r>
     </w:p>
     <w:p>
@@ -98,7 +98,25 @@
         <w:rPr>
           <w:sz w:val="18"/>
         </w:rPr>
-        <w:t>[DD-Mon-2026]</w:t>
+        <w:t>21-Sep-2026</w:t>
+      </w:r>
+    </w:p>
+    <w:p>
+      <w:pPr>
+        <w:spacing w:after="40"/>
+      </w:pPr>
+      <w:r>
+        <w:rPr>
+          <w:b/>
+          <w:sz w:val="18"/>
+        </w:rPr>
+        <w:t xml:space="preserve">Supporting material: </w:t>
+      </w:r>
+      <w:r>
+        <w:rPr>
+          <w:sz w:val="18"/>
+        </w:rPr>
+        <w:t>Interactive annexes illustrating comments 01–07: https://lucklyrics.ru/agentic/framework/</w:t>
       </w:r>
     </w:p>
     <w:p/>
@@ -297,6 +315,15 @@
               <w:t>Framework states that coordination of state between Intent Service Providers is impractical and should be managed by the Agent. The Agent is the least trusted party in the model and is explicitly acknowledged (2.2) to be capable of producing unintended actions. Placing budget and recurrence state in the Agent creates a single point where constraint evaluation can be silently defeated.</w:t>
             </w:r>
           </w:p>
+          <w:p>
+            <w:r>
+              <w:rPr>
+                <w:i/>
+                <w:sz w:val="15"/>
+              </w:rPr>
+              <w:t>Illustrated in Annex A (scenario C01) and Annex B: https://lucklyrics.ru/agentic/framework/</w:t>
+            </w:r>
+          </w:p>
         </w:tc>
         <w:tc>
           <w:tcPr>
@@ -399,6 +426,15 @@
                 <w:sz w:val="16"/>
               </w:rPr>
               <w:t>Orders are defined as units of fulfilment that may span several payment events, but the framework does not define what evidence records the outcome of an order, nor the minimum content of a fulfilment artefact. Without it, participants cannot compare what was authorised with what actually committed.</w:t>
+            </w:r>
+          </w:p>
+          <w:p>
+            <w:r>
+              <w:rPr>
+                <w:i/>
+                <w:sz w:val="15"/>
+              </w:rPr>
+              <w:t>Illustrated in Annex A (scenario C02) and Annex B: https://lucklyrics.ru/agentic/framework/</w:t>
             </w:r>
           </w:p>
         </w:tc>
@@ -505,6 +541,15 @@
               <w:t>Verifiers may skip an unknown constraint type in permissive mode. For payment constraints this makes the enforcement boundary dependent on verifier configuration, and an issuer and an acquirer may reach different conclusions on the same mandate.</w:t>
             </w:r>
           </w:p>
+          <w:p>
+            <w:r>
+              <w:rPr>
+                <w:i/>
+                <w:sz w:val="15"/>
+              </w:rPr>
+              <w:t>Illustrated in Annex A (scenario C03) and Annex B: https://lucklyrics.ru/agentic/framework/</w:t>
+            </w:r>
+          </w:p>
         </w:tc>
         <w:tc>
           <w:tcPr>
@@ -607,6 +652,15 @@
                 <w:sz w:val="16"/>
               </w:rPr>
               <w:t>REVOKED appears as a lifecycle category, but the framework does not state how revocation reaches participants that hold a valid credential chain. In autonomous mode a Layer 3 credential may remain cryptographically valid after the Consumer has revoked the Intent.</w:t>
+            </w:r>
+          </w:p>
+          <w:p>
+            <w:r>
+              <w:rPr>
+                <w:i/>
+                <w:sz w:val="15"/>
+              </w:rPr>
+              <w:t>Illustrated in Annex A (scenario C04) and Annex B: https://lucklyrics.ru/agentic/framework/</w:t>
             </w:r>
           </w:p>
         </w:tc>
@@ -713,6 +767,15 @@
               <w:t>Scope is limited to a single payment credential selected before execution. In markets where the payment instrument is chosen by the Consumer on a neutral payment page at execution time, the intent is authorised before the instrument is known.</w:t>
             </w:r>
           </w:p>
+          <w:p>
+            <w:r>
+              <w:rPr>
+                <w:i/>
+                <w:sz w:val="15"/>
+              </w:rPr>
+              <w:t>Illustrated in Annex A (scenario C05) and Annex B: https://lucklyrics.ru/agentic/framework/</w:t>
+            </w:r>
+          </w:p>
         </w:tc>
         <w:tc>
           <w:tcPr>
@@ -817,6 +880,15 @@
               <w:t>The KYA agenda lists identifiers, version and model identification and registry references, but not behavioural attributes accumulated from past fulfilments. Without them, identification cannot support the risk evaluation the section claims as a purpose.</w:t>
             </w:r>
           </w:p>
+          <w:p>
+            <w:r>
+              <w:rPr>
+                <w:i/>
+                <w:sz w:val="15"/>
+              </w:rPr>
+              <w:t>Illustrated in Annex A (scenario C06) and Annex B: https://lucklyrics.ru/agentic/framework/</w:t>
+            </w:r>
+          </w:p>
         </w:tc>
         <w:tc>
           <w:tcPr>
@@ -919,6 +991,15 @@
                 <w:sz w:val="16"/>
               </w:rPr>
               <w:t>Indicators are described as signalling the presence of an agent. A flag alone does not allow a downstream participant, especially at dispute time, to locate the intent and fulfilment evidence.</w:t>
+            </w:r>
+          </w:p>
+          <w:p>
+            <w:r>
+              <w:rPr>
+                <w:i/>
+                <w:sz w:val="15"/>
+              </w:rPr>
+              <w:t>Illustrated in Annex A (scenario C07) and Annex B: https://lucklyrics.ru/agentic/framework/</w:t>
             </w:r>
           </w:p>
         </w:tc>
@@ -1494,7 +1575,7 @@
         <w:rPr>
           <w:sz w:val="16"/>
         </w:rPr>
-        <w:t>ge = general, te = technical, ed = editorial; technical comments are marked MAJOR or MINOR. Comments 01–07 are illustrated in two enclosed annexes: Annex A (Annex-A-discussion-points.html) plays out each situation as a single transaction under the current draft and under the proposed change; Annex B (Annex-B-cost-model.html) is a parametric cost model comparing expected losses under the current draft with the business cost of the proposed stricter handling. Both annexes are self-contained HTML files that open in any web browser; figures in Annex B are illustrative assumptions, not forecasts.</w:t>
+        <w:t>ge = general, te = technical, ed = editorial; technical comments are marked MAJOR or MINOR. Comments 01–07 are illustrated at https://lucklyrics.ru/agentic/framework/: Annex A plays out each situation as a single transaction under the current draft and under the proposed change; Annex B is a parametric cost model comparing expected losses under the current draft with the business cost of the proposed stricter handling. Both annexes open in any web browser and contain only the submitter’s own material; figures in Annex B are illustrative assumptions, not forecasts. Each comment is intended to be self-contained without reference to the annexes.</w:t>
       </w:r>
     </w:p>
     <w:sectPr>
